--- a/docs/pack-commercial/commerciaux/FORMULAIRE-RESILIATION_garage.docx
+++ b/docs/pack-commercial/commerciaux/FORMULAIRE-RESILIATION_garage.docx
@@ -76,7 +76,7 @@
         <w:rPr>
           <w:sz w:val="20"/>
         </w:rPr>
-        <w:t>Contrat d'abonnement n° ____________ du ____ / ____ / ________   Formule : ☐ ESSENTIEL ☐ STARTER ☐ CONFORT ☐ SÉRÉNITÉ</w:t>
+        <w:t>Contrat d'abonnement n° ____________ du ____ / ____ / ________   Formule : ☐ ESSENTIEL ☐ ADHÉSION SERVICE PLUS ☐ ADHÉSION SERVICE PREMIUM ☐ ADHÉSION SERVICE ULTIMATE</w:t>
       </w:r>
     </w:p>
     <w:p>
@@ -320,6 +320,9 @@
     </w:p>
     <w:sectPr>
       <w:footerReference w:type="default" r:id="rId9"/>
+      <w:headerReference w:type="default" r:id="rId10"/>
+      <w:headerReference w:type="first" r:id="rId11"/>
+      <w:footerReference w:type="first" r:id="rId12"/>
       <w:pgSz w:w="11906" w:h="16838"/>
       <w:pgMar w:top="907" w:right="1020" w:bottom="850" w:left="1020" w:header="720" w:footer="720" w:gutter="0"/>
       <w:cols w:space="720"/>
@@ -346,6 +349,36 @@
     </w:r>
   </w:p>
 </w:ftr>
+</file>
+
+<file path=word/footer2.xml><?xml version="1.0" encoding="utf-8"?>
+<w:ftr xmlns:m="http://schemas.openxmlformats.org/officeDocument/2006/math" xmlns:mc="http://schemas.openxmlformats.org/markup-compatibility/2006" xmlns:mo="http://schemas.microsoft.com/office/mac/office/2008/main" xmlns:mv="urn:schemas-microsoft-com:mac:vml" xmlns:o="urn:schemas-microsoft-com:office:office" xmlns:r="http://schemas.openxmlformats.org/officeDocument/2006/relationships" xmlns:v="urn:schemas-microsoft-com:vml" xmlns:w10="urn:schemas-microsoft-com:office:word" xmlns:w14="http://schemas.microsoft.com/office/word/2010/wordml" xmlns:w="http://schemas.openxmlformats.org/wordprocessingml/2006/main" xmlns:wne="http://schemas.microsoft.com/office/word/2006/wordml" xmlns:wp14="http://schemas.microsoft.com/office/word/2010/wordprocessingDrawing" xmlns:wp="http://schemas.openxmlformats.org/drawingml/2006/wordprocessingDrawing" xmlns:wpc="http://schemas.microsoft.com/office/word/2010/wordprocessingCanvas" xmlns:wpg="http://schemas.microsoft.com/office/word/2010/wordprocessingGroup" xmlns:wpi="http://schemas.microsoft.com/office/word/2010/wordprocessingInk" xmlns:wps="http://schemas.microsoft.com/office/word/2010/wordprocessingShape" mc:Ignorable="w14 wp14">
+  <w:p>
+    <w:pPr>
+      <w:pStyle w:val="Footer"/>
+    </w:pPr>
+  </w:p>
+</w:ftr>
+</file>
+
+<file path=word/header1.xml><?xml version="1.0" encoding="utf-8"?>
+<w:hdr xmlns:m="http://schemas.openxmlformats.org/officeDocument/2006/math" xmlns:mc="http://schemas.openxmlformats.org/markup-compatibility/2006" xmlns:mo="http://schemas.microsoft.com/office/mac/office/2008/main" xmlns:mv="urn:schemas-microsoft-com:mac:vml" xmlns:o="urn:schemas-microsoft-com:office:office" xmlns:r="http://schemas.openxmlformats.org/officeDocument/2006/relationships" xmlns:v="urn:schemas-microsoft-com:vml" xmlns:w10="urn:schemas-microsoft-com:office:word" xmlns:w14="http://schemas.microsoft.com/office/word/2010/wordml" xmlns:w="http://schemas.openxmlformats.org/wordprocessingml/2006/main" xmlns:wne="http://schemas.microsoft.com/office/word/2006/wordml" xmlns:wp14="http://schemas.microsoft.com/office/word/2010/wordprocessingDrawing" xmlns:wp="http://schemas.openxmlformats.org/drawingml/2006/wordprocessingDrawing" xmlns:wpc="http://schemas.microsoft.com/office/word/2010/wordprocessingCanvas" xmlns:wpg="http://schemas.microsoft.com/office/word/2010/wordprocessingGroup" xmlns:wpi="http://schemas.microsoft.com/office/word/2010/wordprocessingInk" xmlns:wps="http://schemas.microsoft.com/office/word/2010/wordprocessingShape" mc:Ignorable="w14 wp14">
+  <w:p>
+    <w:pPr>
+      <w:pStyle w:val="Header"/>
+    </w:pPr>
+  </w:p>
+</w:hdr>
+</file>
+
+<file path=word/header2.xml><?xml version="1.0" encoding="utf-8"?>
+<w:hdr xmlns:m="http://schemas.openxmlformats.org/officeDocument/2006/math" xmlns:mc="http://schemas.openxmlformats.org/markup-compatibility/2006" xmlns:mo="http://schemas.microsoft.com/office/mac/office/2008/main" xmlns:mv="urn:schemas-microsoft-com:mac:vml" xmlns:o="urn:schemas-microsoft-com:office:office" xmlns:r="http://schemas.openxmlformats.org/officeDocument/2006/relationships" xmlns:v="urn:schemas-microsoft-com:vml" xmlns:w10="urn:schemas-microsoft-com:office:word" xmlns:w14="http://schemas.microsoft.com/office/word/2010/wordml" xmlns:w="http://schemas.openxmlformats.org/wordprocessingml/2006/main" xmlns:wne="http://schemas.microsoft.com/office/word/2006/wordml" xmlns:wp14="http://schemas.microsoft.com/office/word/2010/wordprocessingDrawing" xmlns:wp="http://schemas.openxmlformats.org/drawingml/2006/wordprocessingDrawing" xmlns:wpc="http://schemas.microsoft.com/office/word/2010/wordprocessingCanvas" xmlns:wpg="http://schemas.microsoft.com/office/word/2010/wordprocessingGroup" xmlns:wpi="http://schemas.microsoft.com/office/word/2010/wordprocessingInk" xmlns:wps="http://schemas.microsoft.com/office/word/2010/wordprocessingShape" mc:Ignorable="w14 wp14">
+  <w:p>
+    <w:pPr>
+      <w:pStyle w:val="Header"/>
+    </w:pPr>
+  </w:p>
+</w:hdr>
 </file>
 
 <file path=word/numbering.xml><?xml version="1.0" encoding="utf-8"?>

--- a/docs/pack-commercial/commerciaux/FORMULAIRE-RESILIATION_garage.docx
+++ b/docs/pack-commercial/commerciaux/FORMULAIRE-RESILIATION_garage.docx
@@ -12,7 +12,7 @@
           <w:color w:val="DB2777"/>
           <w:sz w:val="17"/>
         </w:rPr>
-        <w:t>MY EASY AUTO BY IDEAFORMA</w:t>
+        <w:t xml:space="preserve">MY EASY AUTO</w:t>
       </w:r>
     </w:p>
     <w:p>
@@ -39,7 +39,7 @@
           <w:color w:val="4B5068"/>
           <w:sz w:val="19"/>
         </w:rPr>
-        <w:t>À adresser à IDEAFORMA par email à contact@myeasyauto.fr (un email simple reprenant ces informations vaut demande) ou par courrier. La résiliation est confirmée par écrit par IDEAFORMA, avec la date de fin et le décompte des sommes dues.</w:t>
+        <w:t xml:space="preserve">À adresser à MY EASY AUTO par email à contact@myeasyauto.fr (un email simple reprenant ces informations vaut demande) ou par courrier. La résiliation est confirmée par écrit par MY EASY AUTO, avec la date de fin et le décompte des sommes dues.</w:t>
       </w:r>
     </w:p>
     <w:p>
@@ -222,7 +222,7 @@
         <w:rPr>
           <w:sz w:val="20"/>
         </w:rPr>
-        <w:t>☐ Je demande une sauvegarde complète envoyée par IDEAFORMA avant la fermeture du compte.</w:t>
+        <w:t xml:space="preserve">☐ Je demande une sauvegarde complète envoyée par MY EASY AUTO avant la fermeture du compte.</w:t>
       </w:r>
     </w:p>
     <w:p>
@@ -345,7 +345,7 @@
         <w:color w:val="8A8FA8"/>
         <w:sz w:val="15"/>
       </w:rPr>
-      <w:t>IDEAFORMA — SIRET 993 125 335 00014 — 144 Avenue Charles de Gaulle, 92200 Neuilly-sur-Seine — contact@myeasyauto.fr — Résiliation d'un abonnement My Easy Auto — CGV v1.1</w:t>
+      <w:t xml:space="preserve">MY EASY AUTO — SIRET 993 125 335 00014 — 144 Avenue Charles de Gaulle, 92200 Neuilly-sur-Seine — contact@myeasyauto.fr — Résiliation d'un abonnement My Easy Auto — CGV v1.1</w:t>
     </w:r>
   </w:p>
 </w:ftr>
